--- a/REVENUE TRACKING MANUAL.docx
+++ b/REVENUE TRACKING MANUAL.docx
@@ -5065,14 +5065,16 @@
                 <w:color w:val="000000"/>
                 <w:sz w:val="20"/>
                 <w:szCs w:val="20"/>
-              </w:rPr>
-            </w:pPr>
-            <w:r>
-              <w:rPr>
-                <w:rFonts w:eastAsia="Times New Roman" w:cstheme="minorHAnsi"/>
-                <w:color w:val="000000"/>
-                <w:sz w:val="20"/>
-                <w:szCs w:val="20"/>
+                <w:highlight w:val="darkCyan"/>
+              </w:rPr>
+            </w:pPr>
+            <w:r>
+              <w:rPr>
+                <w:rFonts w:eastAsia="Times New Roman" w:cstheme="minorHAnsi"/>
+                <w:color w:val="000000"/>
+                <w:sz w:val="20"/>
+                <w:szCs w:val="20"/>
+                <w:highlight w:val="darkCyan"/>
               </w:rPr>
               <w:t>9741</w:t>
             </w:r>
@@ -5092,14 +5094,16 @@
                 <w:color w:val="000000"/>
                 <w:sz w:val="20"/>
                 <w:szCs w:val="20"/>
-              </w:rPr>
-            </w:pPr>
-            <w:r>
-              <w:rPr>
-                <w:rFonts w:eastAsia="Times New Roman" w:cstheme="minorHAnsi"/>
-                <w:color w:val="000000"/>
-                <w:sz w:val="20"/>
-                <w:szCs w:val="20"/>
+                <w:highlight w:val="darkCyan"/>
+              </w:rPr>
+            </w:pPr>
+            <w:r>
+              <w:rPr>
+                <w:rFonts w:eastAsia="Times New Roman" w:cstheme="minorHAnsi"/>
+                <w:color w:val="000000"/>
+                <w:sz w:val="20"/>
+                <w:szCs w:val="20"/>
+                <w:highlight w:val="darkCyan"/>
               </w:rPr>
               <w:t>3061</w:t>
             </w:r>
@@ -5119,14 +5123,16 @@
                 <w:color w:val="000000"/>
                 <w:sz w:val="20"/>
                 <w:szCs w:val="20"/>
-              </w:rPr>
-            </w:pPr>
-            <w:r>
-              <w:rPr>
-                <w:rFonts w:eastAsia="Times New Roman" w:cstheme="minorHAnsi"/>
-                <w:color w:val="000000"/>
-                <w:sz w:val="20"/>
-                <w:szCs w:val="20"/>
+                <w:highlight w:val="darkCyan"/>
+              </w:rPr>
+            </w:pPr>
+            <w:r>
+              <w:rPr>
+                <w:rFonts w:eastAsia="Times New Roman" w:cstheme="minorHAnsi"/>
+                <w:color w:val="000000"/>
+                <w:sz w:val="20"/>
+                <w:szCs w:val="20"/>
+                <w:highlight w:val="darkCyan"/>
               </w:rPr>
               <w:t>Major</w:t>
             </w:r>
@@ -5146,14 +5152,16 @@
                 <w:color w:val="000000"/>
                 <w:sz w:val="20"/>
                 <w:szCs w:val="20"/>
-              </w:rPr>
-            </w:pPr>
-            <w:r>
-              <w:rPr>
-                <w:rFonts w:eastAsia="Times New Roman" w:cstheme="minorHAnsi"/>
-                <w:color w:val="000000"/>
-                <w:sz w:val="20"/>
-                <w:szCs w:val="20"/>
+                <w:highlight w:val="darkCyan"/>
+              </w:rPr>
+            </w:pPr>
+            <w:r>
+              <w:rPr>
+                <w:rFonts w:eastAsia="Times New Roman" w:cstheme="minorHAnsi"/>
+                <w:color w:val="000000"/>
+                <w:sz w:val="20"/>
+                <w:szCs w:val="20"/>
+                <w:highlight w:val="darkCyan"/>
               </w:rPr>
               <w:t>Insurance Premium Tax</w:t>
             </w:r>
@@ -5173,14 +5181,16 @@
                 <w:color w:val="000000"/>
                 <w:sz w:val="20"/>
                 <w:szCs w:val="20"/>
-              </w:rPr>
-            </w:pPr>
-            <w:r>
-              <w:rPr>
-                <w:rFonts w:eastAsia="Times New Roman" w:cstheme="minorHAnsi"/>
-                <w:color w:val="000000"/>
-                <w:sz w:val="20"/>
-                <w:szCs w:val="20"/>
+                <w:highlight w:val="darkCyan"/>
+              </w:rPr>
+            </w:pPr>
+            <w:r>
+              <w:rPr>
+                <w:rFonts w:eastAsia="Times New Roman" w:cstheme="minorHAnsi"/>
+                <w:color w:val="000000"/>
+                <w:sz w:val="20"/>
+                <w:szCs w:val="20"/>
+                <w:highlight w:val="darkCyan"/>
               </w:rPr>
               <w:t>INSURANCE PREMIUM TAX</w:t>
             </w:r>
@@ -10778,6 +10788,7 @@
         <w:tc>
           <w:tcPr>
             <w:tcW w:w="659" w:type="dxa"/>
+            <w:shd w:val="clear" w:color="auto" w:fill="95DCF7" w:themeFill="accent4" w:themeFillTint="66"/>
             <w:noWrap/>
             <w:vAlign w:val="center"/>
             <w:hideMark/>
@@ -10810,6 +10821,7 @@
         <w:tc>
           <w:tcPr>
             <w:tcW w:w="678" w:type="dxa"/>
+            <w:shd w:val="clear" w:color="auto" w:fill="95DCF7" w:themeFill="accent4" w:themeFillTint="66"/>
             <w:noWrap/>
             <w:vAlign w:val="center"/>
             <w:hideMark/>
@@ -10842,6 +10854,7 @@
         <w:tc>
           <w:tcPr>
             <w:tcW w:w="852" w:type="dxa"/>
+            <w:shd w:val="clear" w:color="auto" w:fill="95DCF7" w:themeFill="accent4" w:themeFillTint="66"/>
             <w:noWrap/>
             <w:vAlign w:val="center"/>
             <w:hideMark/>
@@ -10874,6 +10887,7 @@
         <w:tc>
           <w:tcPr>
             <w:tcW w:w="3423" w:type="dxa"/>
+            <w:shd w:val="clear" w:color="auto" w:fill="95DCF7" w:themeFill="accent4" w:themeFillTint="66"/>
             <w:noWrap/>
             <w:vAlign w:val="center"/>
             <w:hideMark/>
@@ -10906,6 +10920,7 @@
         <w:tc>
           <w:tcPr>
             <w:tcW w:w="3867" w:type="dxa"/>
+            <w:shd w:val="clear" w:color="auto" w:fill="95DCF7" w:themeFill="accent4" w:themeFillTint="66"/>
             <w:noWrap/>
             <w:vAlign w:val="center"/>
             <w:hideMark/>
@@ -14329,7 +14344,27 @@
           <w:sz w:val="20"/>
           <w:szCs w:val="20"/>
         </w:rPr>
-        <w:t>In MongoDB use CollectionsSummary</w:t>
+        <w:t>In MongoDB use Collections</w:t>
+      </w:r>
+      <w:r>
+        <w:rPr>
+          <w:rFonts w:cstheme="minorHAnsi"/>
+          <w:bCs/>
+          <w:color w:val="000000" w:themeColor="text1"/>
+          <w:sz w:val="20"/>
+          <w:szCs w:val="20"/>
+        </w:rPr>
+        <w:t xml:space="preserve"> </w:t>
+      </w:r>
+      <w:r>
+        <w:rPr>
+          <w:rFonts w:cstheme="minorHAnsi"/>
+          <w:bCs/>
+          <w:color w:val="000000" w:themeColor="text1"/>
+          <w:sz w:val="20"/>
+          <w:szCs w:val="20"/>
+        </w:rPr>
+        <w:t>Summary</w:t>
       </w:r>
       <w:r>
         <w:rPr>
@@ -21468,7 +21503,7 @@
       <w:tblGrid>
         <w:gridCol w:w="705"/>
         <w:gridCol w:w="644"/>
-        <w:gridCol w:w="810"/>
+        <w:gridCol w:w="826"/>
         <w:gridCol w:w="3420"/>
         <w:gridCol w:w="3870"/>
       </w:tblGrid>
@@ -21650,6 +21685,7 @@
         <w:tc>
           <w:tcPr>
             <w:tcW w:w="705" w:type="dxa"/>
+            <w:shd w:val="clear" w:color="auto" w:fill="95DCF7" w:themeFill="accent4" w:themeFillTint="66"/>
             <w:noWrap/>
             <w:vAlign w:val="center"/>
           </w:tcPr>
@@ -21677,6 +21713,7 @@
         <w:tc>
           <w:tcPr>
             <w:tcW w:w="630" w:type="dxa"/>
+            <w:shd w:val="clear" w:color="auto" w:fill="95DCF7" w:themeFill="accent4" w:themeFillTint="66"/>
             <w:noWrap/>
             <w:vAlign w:val="center"/>
           </w:tcPr>
@@ -21704,33 +21741,35 @@
         <w:tc>
           <w:tcPr>
             <w:tcW w:w="810" w:type="dxa"/>
-            <w:noWrap/>
-            <w:vAlign w:val="center"/>
-          </w:tcPr>
-          <w:p>
-            <w:pPr>
-              <w:spacing w:after="0" w:line="240" w:lineRule="auto"/>
-              <w:rPr>
-                <w:rFonts w:eastAsia="Times New Roman" w:cstheme="minorHAnsi"/>
-                <w:color w:val="000000"/>
-                <w:sz w:val="20"/>
-                <w:szCs w:val="20"/>
-              </w:rPr>
-            </w:pPr>
-            <w:r>
-              <w:rPr>
-                <w:rFonts w:eastAsia="Times New Roman" w:cstheme="minorHAnsi"/>
-                <w:color w:val="000000"/>
-                <w:sz w:val="20"/>
-                <w:szCs w:val="20"/>
-              </w:rPr>
-              <w:t>Minor</w:t>
+            <w:shd w:val="clear" w:color="auto" w:fill="95DCF7" w:themeFill="accent4" w:themeFillTint="66"/>
+            <w:noWrap/>
+            <w:vAlign w:val="center"/>
+          </w:tcPr>
+          <w:p>
+            <w:pPr>
+              <w:spacing w:after="0" w:line="240" w:lineRule="auto"/>
+              <w:rPr>
+                <w:rFonts w:eastAsia="Times New Roman" w:cstheme="minorHAnsi"/>
+                <w:color w:val="000000"/>
+                <w:sz w:val="20"/>
+                <w:szCs w:val="20"/>
+              </w:rPr>
+            </w:pPr>
+            <w:r>
+              <w:rPr>
+                <w:rFonts w:eastAsia="Times New Roman" w:cstheme="minorHAnsi"/>
+                <w:color w:val="000000"/>
+                <w:sz w:val="20"/>
+                <w:szCs w:val="20"/>
+              </w:rPr>
+              <w:t>MAJOR</w:t>
             </w:r>
           </w:p>
         </w:tc>
         <w:tc>
           <w:tcPr>
             <w:tcW w:w="3420" w:type="dxa"/>
+            <w:shd w:val="clear" w:color="auto" w:fill="95DCF7" w:themeFill="accent4" w:themeFillTint="66"/>
             <w:noWrap/>
             <w:vAlign w:val="center"/>
           </w:tcPr>
@@ -21758,6 +21797,7 @@
         <w:tc>
           <w:tcPr>
             <w:tcW w:w="3870" w:type="dxa"/>
+            <w:shd w:val="clear" w:color="auto" w:fill="95DCF7" w:themeFill="accent4" w:themeFillTint="66"/>
             <w:noWrap/>
             <w:vAlign w:val="center"/>
           </w:tcPr>
